--- a/templates/receipt_net.docx
+++ b/templates/receipt_net.docx
@@ -671,124 +671,88 @@
               </w:rPr>
               <w:t xml:space="preserve">Name: </w:t>
             </w:r>
-            <w:sdt>
-              <w:sdtPr>
-                <w:rPr>
-                  <w:rFonts w:ascii="Arial" w:hAnsi="Arial" w:cs="Arial"/>
-                  <w:color w:val="000000"/>
-                  <w:sz w:val="20"/>
-                  <w:szCs w:val="20"/>
-                </w:rPr>
-                <w:id w:val="-1244715210"/>
-                <w:placeholder>
-                  <w:docPart w:val="8ED456EA92F64DF284637C8F98D528F2"/>
-                </w:placeholder>
-                <w:dataBinding w:prefixMappings="xmlns:ns0='urn:microsoft-crm/document-template/contact/2/' " w:xpath="/ns0:DocumentTemplate[1]/contact[1]/bbc_salesadvisor[1]" w:storeItemID="{DDE1358F-B496-4738-A65F-D02C99B616DD}"/>
-                <w:text/>
-              </w:sdtPr>
-              <w:sdtContent>
-                <w:r>
-                  <w:rPr>
-                    <w:rFonts w:ascii="Arial" w:hAnsi="Arial" w:cs="Arial"/>
-                    <w:color w:val="000000"/>
-                    <w:sz w:val="20"/>
-                    <w:szCs w:val="20"/>
-                  </w:rPr>
-                  <w:t>Sam Allen</w:t>
-                </w:r>
-              </w:sdtContent>
-            </w:sdt>
-          </w:p>
-        </w:tc>
-        <w:tc>
-          <w:tcPr>
-            <w:tcW w:w="4814" w:type="dxa"/>
-          </w:tcPr>
-          <w:p/>
-        </w:tc>
-      </w:tr>
-      <w:tr>
-        <w:tc>
-          <w:tcPr>
-            <w:tcW w:w="4814" w:type="dxa"/>
-          </w:tcPr>
-          <w:p>
-            <w:pPr>
+            <w:r>
               <w:rPr>
                 <w:rFonts w:ascii="Arial" w:hAnsi="Arial" w:cs="Arial"/>
                 <w:color w:val="000000"/>
                 <w:sz w:val="20"/>
                 <w:szCs w:val="20"/>
               </w:rPr>
-            </w:pPr>
-            <w:r>
+              <w:t>{{ owner_name }}</w:t>
+            </w:r>
+          </w:p>
+        </w:tc>
+        <w:tc>
+          <w:tcPr>
+            <w:tcW w:w="4814" w:type="dxa"/>
+          </w:tcPr>
+          <w:p/>
+        </w:tc>
+      </w:tr>
+      <w:tr>
+        <w:tc>
+          <w:tcPr>
+            <w:tcW w:w="4814" w:type="dxa"/>
+          </w:tcPr>
+          <w:p>
+            <w:pPr>
               <w:rPr>
                 <w:rFonts w:ascii="Arial" w:hAnsi="Arial" w:cs="Arial"/>
                 <w:color w:val="000000"/>
                 <w:sz w:val="20"/>
                 <w:szCs w:val="20"/>
               </w:rPr>
-              <w:t>Phone: +44(0)121 250 5738</w:t>
-            </w:r>
-          </w:p>
-        </w:tc>
-        <w:tc>
-          <w:tcPr>
-            <w:tcW w:w="4814" w:type="dxa"/>
-          </w:tcPr>
-          <w:p/>
-        </w:tc>
-      </w:tr>
-      <w:tr>
-        <w:tc>
-          <w:tcPr>
-            <w:tcW w:w="4814" w:type="dxa"/>
-          </w:tcPr>
-          <w:p>
-            <w:pPr>
+            </w:pPr>
+            <w:r>
               <w:rPr>
                 <w:rFonts w:ascii="Arial" w:hAnsi="Arial" w:cs="Arial"/>
                 <w:color w:val="000000"/>
                 <w:sz w:val="20"/>
                 <w:szCs w:val="20"/>
               </w:rPr>
-            </w:pPr>
-            <w:r>
+              <w:t>Phone: +44(0)121 250 5738</w:t>
+            </w:r>
+          </w:p>
+        </w:tc>
+        <w:tc>
+          <w:tcPr>
+            <w:tcW w:w="4814" w:type="dxa"/>
+          </w:tcPr>
+          <w:p/>
+        </w:tc>
+      </w:tr>
+      <w:tr>
+        <w:tc>
+          <w:tcPr>
+            <w:tcW w:w="4814" w:type="dxa"/>
+          </w:tcPr>
+          <w:p>
+            <w:pPr>
               <w:rPr>
                 <w:rFonts w:ascii="Arial" w:hAnsi="Arial" w:cs="Arial"/>
                 <w:color w:val="000000"/>
                 <w:sz w:val="20"/>
                 <w:szCs w:val="20"/>
               </w:rPr>
+            </w:pPr>
+            <w:r>
+              <w:rPr>
+                <w:rFonts w:ascii="Arial" w:hAnsi="Arial" w:cs="Arial"/>
+                <w:color w:val="000000"/>
+                <w:sz w:val="20"/>
+                <w:szCs w:val="20"/>
+              </w:rPr>
               <w:t xml:space="preserve">Email: </w:t>
             </w:r>
-            <w:sdt>
-              <w:sdtPr>
-                <w:rPr>
-                  <w:rFonts w:ascii="Arial" w:hAnsi="Arial" w:cs="Arial"/>
-                  <w:color w:val="000000"/>
-                  <w:sz w:val="20"/>
-                  <w:szCs w:val="20"/>
-                </w:rPr>
-                <w:id w:val="-126008302"/>
-                <w:placeholder>
-                  <w:docPart w:val="B93DAE0AA2CF4E2F849A34D089246C5F"/>
-                </w:placeholder>
-                <w:dataBinding w:prefixMappings="xmlns:ns0='urn:microsoft-crm/document-template/contact/2/' " w:xpath="/ns0:DocumentTemplate[1]/contact[1]/bbc_salesadvisoremailaddress[1]" w:storeItemID="{DDE1358F-B496-4738-A65F-D02C99B616DD}"/>
-                <w:text/>
-              </w:sdtPr>
-              <w:sdtContent>
-                <w:r>
-                  <w:rPr>
-                    <w:rFonts w:ascii="Arial" w:hAnsi="Arial" w:cs="Arial"/>
-                    <w:color w:val="000000"/>
-                    <w:sz w:val="20"/>
-                    <w:szCs w:val="20"/>
-                  </w:rPr>
-                  <w:t>sam@samiad.com</w:t>
-                </w:r>
-              </w:sdtContent>
-            </w:sdt>
+            <w:r>
+              <w:rPr>
+                <w:rFonts w:ascii="Arial" w:hAnsi="Arial" w:cs="Arial"/>
+                <w:color w:val="000000"/>
+                <w:sz w:val="20"/>
+                <w:szCs w:val="20"/>
+              </w:rPr>
+              <w:t>{{ owner_email }}</w:t>
+            </w:r>
           </w:p>
         </w:tc>
         <w:tc>

--- a/templates/receipt_net.docx
+++ b/templates/receipt_net.docx
@@ -41,15 +41,15 @@
         <w:tblLook w:val="04A0" w:firstRow="1" w:lastRow="0" w:firstColumn="1" w:lastColumn="0" w:noHBand="0" w:noVBand="1"/>
       </w:tblPr>
       <w:tblGrid>
-        <w:gridCol w:w="992"/>
-        <w:gridCol w:w="3661"/>
+        <w:gridCol w:w="1442"/>
+        <w:gridCol w:w="3211"/>
         <w:gridCol w:w="2327"/>
         <w:gridCol w:w="2658"/>
       </w:tblGrid>
       <w:tr>
         <w:tc>
           <w:tcPr>
-            <w:tcW w:w="992" w:type="dxa"/>
+            <w:tcW w:w="1442" w:type="dxa"/>
           </w:tcPr>
           <w:p>
             <w:r>
@@ -59,7 +59,7 @@
         </w:tc>
         <w:tc>
           <w:tcPr>
-            <w:tcW w:w="3661" w:type="dxa"/>
+            <w:tcW w:w="3211" w:type="dxa"/>
             <w:vMerge w:val="restart"/>
           </w:tcPr>
           <w:p>
@@ -108,13 +108,13 @@
       <w:tr>
         <w:tc>
           <w:tcPr>
-            <w:tcW w:w="992" w:type="dxa"/>
+            <w:tcW w:w="1442" w:type="dxa"/>
           </w:tcPr>
           <w:p/>
         </w:tc>
         <w:tc>
           <w:tcPr>
-            <w:tcW w:w="3661" w:type="dxa"/>
+            <w:tcW w:w="3211" w:type="dxa"/>
             <w:vMerge/>
           </w:tcPr>
           <w:p/>
@@ -143,13 +143,13 @@
       <w:tr>
         <w:tc>
           <w:tcPr>
-            <w:tcW w:w="992" w:type="dxa"/>
+            <w:tcW w:w="1442" w:type="dxa"/>
           </w:tcPr>
           <w:p/>
         </w:tc>
         <w:tc>
           <w:tcPr>
-            <w:tcW w:w="3661" w:type="dxa"/>
+            <w:tcW w:w="3211" w:type="dxa"/>
             <w:vMerge/>
           </w:tcPr>
           <w:p/>
@@ -486,7 +486,7 @@
           <w:tcPr>
             <w:tcW w:w="2689" w:type="dxa"/>
             <w:tcBorders>
-              <w:top w:val="nil"/>
+              <w:top w:val="single" w:sz="4" w:space="0" w:color="auto"/>
               <w:left w:val="single" w:sz="4" w:space="0" w:color="auto"/>
               <w:bottom w:val="single" w:sz="4" w:space="0" w:color="auto"/>
               <w:right w:val="nil"/>
@@ -498,7 +498,7 @@
           <w:tcPr>
             <w:tcW w:w="3827" w:type="dxa"/>
             <w:tcBorders>
-              <w:top w:val="nil"/>
+              <w:top w:val="single" w:sz="4" w:space="0" w:color="auto"/>
               <w:left w:val="nil"/>
               <w:bottom w:val="single" w:sz="4" w:space="0" w:color="auto"/>
               <w:right w:val="nil"/>
@@ -555,7 +555,7 @@
             <w:tcW w:w="3112" w:type="dxa"/>
             <w:gridSpan w:val="2"/>
             <w:tcBorders>
-              <w:top w:val="nil"/>
+              <w:top w:val="single" w:sz="4" w:space="0" w:color="auto"/>
               <w:left w:val="nil"/>
               <w:bottom w:val="single" w:sz="4" w:space="0" w:color="auto"/>
               <w:right w:val="single" w:sz="4" w:space="0" w:color="auto"/>
